--- a/ES2N-DiagramaCasoUso v1.0.docx
+++ b/ES2N-DiagramaCasoUso v1.0.docx
@@ -396,7 +396,6 @@
     <w:p>
       <w:pPr>
         <w:pStyle w:val="Normal"/>
-        <w:pBdr/>
         <w:spacing w:lineRule="auto" w:line="360"/>
         <w:ind w:firstLine="709"/>
         <w:jc w:val="both"/>
@@ -414,11 +413,10 @@
     </w:p>
     <w:p>
       <w:pPr>
-        <w:pStyle w:val="Normal"/>
-        <w:pBdr/>
+        <w:pStyle w:val="Figura"/>
         <w:spacing w:lineRule="auto" w:line="360"/>
         <w:ind w:firstLine="709"/>
-        <w:jc w:val="both"/>
+        <w:jc w:val="center"/>
         <w:rPr>
           <w:color w:val="000000"/>
         </w:rPr>
@@ -432,77 +430,270 @@
     <w:p>
       <w:pPr>
         <w:pStyle w:val="Figura"/>
-        <w:rPr/>
-      </w:pPr>
-      <w:r>
-        <w:rPr/>
+        <w:spacing w:lineRule="auto" w:line="360"/>
+        <w:ind w:firstLine="709"/>
+        <w:jc w:val="center"/>
+        <w:rPr>
+          <w:color w:val="000000"/>
+        </w:rPr>
+      </w:pPr>
+      <w:r>
+        <w:rPr>
+          <w:color w:val="000000"/>
+        </w:rPr>
       </w:r>
     </w:p>
     <w:p>
       <w:pPr>
         <w:pStyle w:val="Figura"/>
-        <w:rPr/>
-      </w:pPr>
-      <w:r>
-        <w:rPr/>
+        <w:spacing w:lineRule="auto" w:line="360"/>
+        <w:ind w:firstLine="709"/>
+        <w:jc w:val="center"/>
+        <w:rPr>
+          <w:color w:val="000000"/>
+        </w:rPr>
+      </w:pPr>
+      <w:r>
+        <w:rPr>
+          <w:color w:val="000000"/>
+        </w:rPr>
       </w:r>
     </w:p>
     <w:p>
       <w:pPr>
         <w:pStyle w:val="Figura"/>
-        <w:rPr/>
-      </w:pPr>
-      <w:r>
-        <w:rPr/>
+        <w:spacing w:lineRule="auto" w:line="360"/>
+        <w:ind w:firstLine="709"/>
+        <w:jc w:val="center"/>
+        <w:rPr>
+          <w:color w:val="000000"/>
+        </w:rPr>
+      </w:pPr>
+      <w:r>
+        <w:rPr>
+          <w:color w:val="000000"/>
+        </w:rPr>
       </w:r>
     </w:p>
     <w:p>
       <w:pPr>
         <w:pStyle w:val="Figura"/>
-        <w:rPr/>
-      </w:pPr>
-      <w:bookmarkStart w:id="0" w:name="_Toc73960543"/>
-      <w:bookmarkStart w:id="1" w:name="_Toc73840714"/>
+        <w:spacing w:lineRule="auto" w:line="360"/>
+        <w:ind w:firstLine="709"/>
+        <w:jc w:val="center"/>
+        <w:rPr>
+          <w:color w:val="000000"/>
+        </w:rPr>
+      </w:pPr>
+      <w:r>
+        <w:rPr>
+          <w:color w:val="000000"/>
+        </w:rPr>
+      </w:r>
+    </w:p>
+    <w:p>
+      <w:pPr>
+        <w:pStyle w:val="Figura"/>
+        <w:spacing w:lineRule="auto" w:line="360"/>
+        <w:ind w:firstLine="709"/>
+        <w:jc w:val="center"/>
+        <w:rPr>
+          <w:color w:val="000000"/>
+        </w:rPr>
+      </w:pPr>
+      <w:r>
+        <w:rPr>
+          <w:color w:val="000000"/>
+        </w:rPr>
+      </w:r>
+    </w:p>
+    <w:p>
+      <w:pPr>
+        <w:pStyle w:val="Figura"/>
+        <w:spacing w:lineRule="auto" w:line="360"/>
+        <w:ind w:firstLine="709"/>
+        <w:jc w:val="center"/>
+        <w:rPr>
+          <w:color w:val="000000"/>
+        </w:rPr>
+      </w:pPr>
+      <w:r>
+        <w:rPr>
+          <w:color w:val="000000"/>
+        </w:rPr>
+      </w:r>
+    </w:p>
+    <w:p>
+      <w:pPr>
+        <w:pStyle w:val="Figura"/>
+        <w:spacing w:lineRule="auto" w:line="360"/>
+        <w:ind w:firstLine="709"/>
+        <w:jc w:val="center"/>
+        <w:rPr>
+          <w:color w:val="000000"/>
+        </w:rPr>
+      </w:pPr>
+      <w:r>
+        <w:rPr>
+          <w:color w:val="000000"/>
+        </w:rPr>
+      </w:r>
+    </w:p>
+    <w:p>
+      <w:pPr>
+        <w:pStyle w:val="Figura"/>
+        <w:spacing w:lineRule="auto" w:line="360"/>
+        <w:ind w:firstLine="709"/>
+        <w:jc w:val="center"/>
+        <w:rPr>
+          <w:color w:val="000000"/>
+        </w:rPr>
+      </w:pPr>
+      <w:r>
+        <w:rPr>
+          <w:color w:val="000000"/>
+        </w:rPr>
+      </w:r>
+    </w:p>
+    <w:p>
+      <w:pPr>
+        <w:pStyle w:val="Figura"/>
+        <w:spacing w:lineRule="auto" w:line="360"/>
+        <w:ind w:firstLine="709"/>
+        <w:jc w:val="center"/>
+        <w:rPr>
+          <w:color w:val="000000"/>
+        </w:rPr>
+      </w:pPr>
+      <w:r>
+        <w:rPr>
+          <w:color w:val="000000"/>
+        </w:rPr>
+      </w:r>
+    </w:p>
+    <w:p>
+      <w:pPr>
+        <w:pStyle w:val="Figura"/>
+        <w:spacing w:lineRule="auto" w:line="360"/>
+        <w:ind w:firstLine="709"/>
+        <w:jc w:val="center"/>
+        <w:rPr>
+          <w:color w:val="000000"/>
+        </w:rPr>
+      </w:pPr>
+      <w:r>
+        <w:rPr>
+          <w:color w:val="000000"/>
+        </w:rPr>
+      </w:r>
+    </w:p>
+    <w:p>
+      <w:pPr>
+        <w:pStyle w:val="Figura"/>
+        <w:spacing w:lineRule="auto" w:line="360"/>
+        <w:ind w:firstLine="709"/>
+        <w:jc w:val="center"/>
+        <w:rPr>
+          <w:color w:val="000000"/>
+        </w:rPr>
+      </w:pPr>
+      <w:r>
+        <w:rPr>
+          <w:color w:val="000000"/>
+        </w:rPr>
+      </w:r>
+    </w:p>
+    <w:p>
+      <w:pPr>
+        <w:pStyle w:val="Figura"/>
+        <w:spacing w:lineRule="auto" w:line="360"/>
+        <w:ind w:firstLine="709"/>
+        <w:jc w:val="center"/>
+        <w:rPr>
+          <w:color w:val="000000"/>
+        </w:rPr>
+      </w:pPr>
+      <w:r>
+        <w:rPr>
+          <w:color w:val="000000"/>
+        </w:rPr>
+      </w:r>
+    </w:p>
+    <w:p>
+      <w:pPr>
+        <w:pStyle w:val="Figura"/>
+        <w:spacing w:lineRule="auto" w:line="360"/>
+        <w:ind w:firstLine="709"/>
+        <w:jc w:val="center"/>
+        <w:rPr>
+          <w:color w:val="000000"/>
+        </w:rPr>
+      </w:pPr>
+      <w:r>
+        <w:rPr>
+          <w:color w:val="000000"/>
+        </w:rPr>
+      </w:r>
+    </w:p>
+    <w:p>
+      <w:pPr>
+        <w:pStyle w:val="Figura"/>
+        <w:spacing w:lineRule="auto" w:line="360"/>
+        <w:ind w:firstLine="709"/>
+        <w:jc w:val="center"/>
+        <w:rPr>
+          <w:color w:val="000000"/>
+        </w:rPr>
+      </w:pPr>
+      <w:r>
+        <w:rPr>
+          <w:color w:val="000000"/>
+        </w:rPr>
+      </w:r>
+    </w:p>
+    <w:p>
+      <w:pPr>
+        <w:pStyle w:val="Figura"/>
+        <w:spacing w:lineRule="auto" w:line="360"/>
+        <w:ind w:firstLine="709"/>
+        <w:jc w:val="center"/>
+        <w:rPr>
+          <w:color w:val="000000"/>
+        </w:rPr>
+      </w:pPr>
+      <w:bookmarkStart w:id="0" w:name="_Toc73840714"/>
+      <w:bookmarkStart w:id="1" w:name="_Toc73960543"/>
       <w:bookmarkStart w:id="2" w:name="_heading=h.gjdgxs"/>
       <w:bookmarkEnd w:id="2"/>
       <w:r>
-        <w:rPr/>
+        <w:rPr>
+          <w:color w:val="000000"/>
+        </w:rPr>
         <w:t>Figura 1 – Diagrama de Caso de Us</w:t>
       </w:r>
-      <w:bookmarkStart w:id="3" w:name="_Toc73960593"/>
-      <w:bookmarkStart w:id="4" w:name="_Toc73840941"/>
+      <w:bookmarkStart w:id="3" w:name="_Toc73840941"/>
+      <w:bookmarkStart w:id="4" w:name="_Toc73960593"/>
       <w:bookmarkEnd w:id="0"/>
       <w:bookmarkEnd w:id="1"/>
       <w:bookmarkEnd w:id="3"/>
       <w:bookmarkEnd w:id="4"/>
       <w:r>
+        <w:rPr>
+          <w:color w:val="000000"/>
+        </w:rPr>
+        <w:t>o</w:t>
+      </w:r>
+    </w:p>
+    <w:p>
+      <w:pPr>
+        <w:pStyle w:val="Figura"/>
         <w:rPr/>
-        <w:t>o</w:t>
-      </w:r>
-    </w:p>
-    <w:p>
-      <w:pPr>
-        <w:pStyle w:val="Header"/>
-        <w:jc w:val="center"/>
-        <w:rPr>
-          <w:rFonts w:ascii="Arial" w:hAnsi="Arial" w:cs="Arial"/>
-          <w:b/>
-          <w:bCs/>
-          <w:sz w:val="28"/>
-          <w:szCs w:val="28"/>
-        </w:rPr>
-      </w:pPr>
-      <w:r>
-        <w:rPr>
-          <w:rFonts w:cs="Arial" w:ascii="Arial" w:hAnsi="Arial"/>
-          <w:b/>
-          <w:bCs/>
-          <w:sz w:val="28"/>
-          <w:szCs w:val="28"/>
-        </w:rPr>
+      </w:pPr>
+      <w:r>
+        <w:rPr/>
         <w:drawing>
           <wp:inline distT="0" distB="0" distL="0" distR="0">
-            <wp:extent cx="4763135" cy="3848735"/>
+            <wp:extent cx="5185410" cy="4291965"/>
             <wp:effectExtent l="0" t="0" r="0" b="0"/>
             <wp:docPr id="1" name="Figura1" descr=""/>
             <wp:cNvGraphicFramePr>
@@ -519,7 +710,7 @@
                   </pic:nvPicPr>
                   <pic:blipFill>
                     <a:blip r:embed="rId2"/>
-                    <a:srcRect l="14419" t="2055" r="15965" b="3304"/>
+                    <a:srcRect l="16860" t="0" r="17614" b="0"/>
                     <a:stretch>
                       <a:fillRect/>
                     </a:stretch>
@@ -527,7 +718,7 @@
                   <pic:spPr bwMode="auto">
                     <a:xfrm>
                       <a:off x="0" y="0"/>
-                      <a:ext cx="4763135" cy="3848735"/>
+                      <a:ext cx="5185410" cy="4291965"/>
                     </a:xfrm>
                     <a:prstGeom prst="rect">
                       <a:avLst/>
@@ -542,8 +733,23 @@
     </w:p>
     <w:p>
       <w:pPr>
+        <w:pStyle w:val="Header"/>
+        <w:jc w:val="center"/>
+        <w:rPr>
+          <w:rFonts w:ascii="Arial" w:hAnsi="Arial" w:cs="Arial"/>
+          <w:b/>
+          <w:bCs/>
+          <w:sz w:val="28"/>
+          <w:szCs w:val="28"/>
+        </w:rPr>
+      </w:pPr>
+      <w:r>
+        <w:rPr/>
+      </w:r>
+    </w:p>
+    <w:p>
+      <w:pPr>
         <w:pStyle w:val="Normal"/>
-        <w:pBdr/>
         <w:jc w:val="center"/>
         <w:rPr/>
       </w:pPr>
@@ -553,8 +759,8 @@
         </w:rPr>
         <w:t xml:space="preserve">Fonte: </w:t>
       </w:r>
-      <w:bookmarkStart w:id="5" w:name="_Toc73960593_Copia_1"/>
-      <w:bookmarkStart w:id="6" w:name="_Toc73840941_Copia_1"/>
+      <w:bookmarkStart w:id="5" w:name="_Toc73840941_Copia_1"/>
+      <w:bookmarkStart w:id="6" w:name="_Toc73960593_Copia_1"/>
       <w:bookmarkEnd w:id="5"/>
       <w:bookmarkEnd w:id="6"/>
       <w:r>
@@ -567,7 +773,7 @@
           <w:lang w:eastAsia="pt-BR"/>
           <w14:ligatures w14:val="standardContextual"/>
         </w:rPr>
-        <w:t>Daniel Pedro de Souza, Marcelo Rodrigues Escobar e Nicolas Lino Pereira,</w:t>
+        <w:t>Daniel Pedro de Souza, Marcelo Rodrigues Escobar e Nicolas Lino Pereira.</w:t>
       </w:r>
     </w:p>
     <w:sectPr>
@@ -1043,6 +1249,7 @@
     <w:rsid w:val="008d4ab6"/>
     <w:pPr>
       <w:widowControl/>
+      <w:suppressAutoHyphens w:val="true"/>
       <w:bidi w:val="0"/>
       <w:spacing w:before="0" w:after="0"/>
       <w:jc w:val="left"/>
@@ -1379,7 +1586,6 @@
     <w:qFormat/>
     <w:rsid w:val="005c29d6"/>
     <w:pPr>
-      <w:pBdr/>
       <w:spacing w:lineRule="auto" w:line="360"/>
       <w:jc w:val="center"/>
     </w:pPr>
@@ -1397,7 +1603,6 @@
     <w:qFormat/>
     <w:rsid w:val="0099551b"/>
     <w:pPr>
-      <w:pBdr/>
       <w:spacing w:lineRule="auto" w:line="276" w:before="0" w:after="120"/>
       <w:jc w:val="center"/>
     </w:pPr>
